--- a/기업/인사·노무/출장신청서.docx
+++ b/기업/인사·노무/출장신청서.docx
@@ -4,7 +4,7 @@
   <w:body>
     <w:p>
       <w:pPr>
-        <w:spacing w:after="26" w:before="0" w:line="312" w:lineRule="auto"/>
+        <w:spacing w:after="34" w:before="0" w:line="312" w:lineRule="auto"/>
         <w:jc w:val="center"/>
       </w:pPr>
       <w:r>
@@ -19,7 +19,7 @@
     </w:p>
     <w:p>
       <w:pPr>
-        <w:spacing w:after="66" w:before="0" w:line="312" w:lineRule="auto"/>
+        <w:spacing w:after="85" w:before="0" w:line="312" w:lineRule="auto"/>
         <w:jc w:val="left"/>
         <w:pBdr>
           <w:bottom w:val="single" w:sz="14" w:space="2" w:color="24384F"/>
@@ -51,7 +51,7 @@
       </w:tblGrid>
       <w:tr>
         <w:trPr>
-          <w:trHeight w:val="336" w:hRule="atLeast"/>
+          <w:trHeight w:val="433" w:hRule="atLeast"/>
         </w:trPr>
         <w:tc>
           <w:tcPr>
@@ -221,7 +221,7 @@
       </w:tr>
       <w:tr>
         <w:trPr>
-          <w:trHeight w:val="336" w:hRule="atLeast"/>
+          <w:trHeight w:val="433" w:hRule="atLeast"/>
         </w:trPr>
         <w:tc>
           <w:tcPr>
@@ -392,7 +392,7 @@
     </w:tbl>
     <w:p>
       <w:pPr>
-        <w:spacing w:after="26" w:before="0" w:line="312" w:lineRule="auto"/>
+        <w:spacing w:after="34" w:before="0" w:line="312" w:lineRule="auto"/>
         <w:jc w:val="left"/>
       </w:pPr>
       <w:r>
@@ -405,7 +405,7 @@
     </w:p>
     <w:p>
       <w:pPr>
-        <w:spacing w:after="26" w:before="53" w:line="312" w:lineRule="auto"/>
+        <w:spacing w:after="34" w:before="68" w:line="312" w:lineRule="auto"/>
         <w:jc w:val="left"/>
         <w:pBdr>
           <w:bottom w:val="single" w:sz="6" w:space="2" w:color="C9D2DD"/>
@@ -446,7 +446,7 @@
       </w:tblGrid>
       <w:tr>
         <w:trPr>
-          <w:trHeight w:val="374" w:hRule="atLeast"/>
+          <w:trHeight w:val="481" w:hRule="atLeast"/>
         </w:trPr>
         <w:tc>
           <w:tcPr>
@@ -561,7 +561,7 @@
       </w:tr>
       <w:tr>
         <w:trPr>
-          <w:trHeight w:val="374" w:hRule="atLeast"/>
+          <w:trHeight w:val="481" w:hRule="atLeast"/>
         </w:trPr>
         <w:tc>
           <w:tcPr>
@@ -677,7 +677,7 @@
     </w:tbl>
     <w:p>
       <w:pPr>
-        <w:spacing w:after="26" w:before="0" w:line="312" w:lineRule="auto"/>
+        <w:spacing w:after="34" w:before="0" w:line="312" w:lineRule="auto"/>
         <w:jc w:val="left"/>
       </w:pPr>
       <w:r>
@@ -690,7 +690,7 @@
     </w:p>
     <w:p>
       <w:pPr>
-        <w:spacing w:after="26" w:before="53" w:line="312" w:lineRule="auto"/>
+        <w:spacing w:after="34" w:before="68" w:line="312" w:lineRule="auto"/>
         <w:jc w:val="left"/>
         <w:pBdr>
           <w:bottom w:val="single" w:sz="6" w:space="2" w:color="C9D2DD"/>
@@ -717,7 +717,7 @@
     </w:p>
     <w:p>
       <w:pPr>
-        <w:spacing w:after="26" w:before="0" w:line="312" w:lineRule="auto"/>
+        <w:spacing w:after="34" w:before="0" w:line="312" w:lineRule="auto"/>
         <w:jc w:val="left"/>
       </w:pPr>
       <w:r>
@@ -743,7 +743,7 @@
       </w:tblGrid>
       <w:tr>
         <w:trPr>
-          <w:trHeight w:val="1047" w:hRule="atLeast"/>
+          <w:trHeight w:val="1349" w:hRule="atLeast"/>
         </w:trPr>
         <w:tc>
           <w:tcPr>
@@ -766,7 +766,7 @@
               <w:rPr>
                 <w:rFonts w:ascii="Malgun Gothic" w:hAnsi="Malgun Gothic" w:eastAsia="Malgun Gothic" w:cs="Malgun Gothic"/>
                 <w:b w:val="0"/>
-                <w:sz w:val="20"/>
+                <w:sz w:val="19"/>
               </w:rPr>
             </w:r>
           </w:p>
@@ -775,7 +775,7 @@
     </w:tbl>
     <w:p>
       <w:pPr>
-        <w:spacing w:after="26" w:before="0" w:line="312" w:lineRule="auto"/>
+        <w:spacing w:after="34" w:before="0" w:line="312" w:lineRule="auto"/>
         <w:jc w:val="left"/>
       </w:pPr>
       <w:r>
@@ -788,7 +788,7 @@
     </w:p>
     <w:p>
       <w:pPr>
-        <w:spacing w:after="26" w:before="53" w:line="312" w:lineRule="auto"/>
+        <w:spacing w:after="34" w:before="68" w:line="312" w:lineRule="auto"/>
         <w:jc w:val="left"/>
         <w:pBdr>
           <w:bottom w:val="single" w:sz="6" w:space="2" w:color="C9D2DD"/>
@@ -829,7 +829,7 @@
       </w:tblGrid>
       <w:tr>
         <w:trPr>
-          <w:trHeight w:val="336" w:hRule="atLeast"/>
+          <w:trHeight w:val="433" w:hRule="atLeast"/>
         </w:trPr>
         <w:tc>
           <w:tcPr>
@@ -944,7 +944,7 @@
       </w:tr>
       <w:tr>
         <w:trPr>
-          <w:trHeight w:val="336" w:hRule="atLeast"/>
+          <w:trHeight w:val="433" w:hRule="atLeast"/>
         </w:trPr>
         <w:tc>
           <w:tcPr>
@@ -1059,7 +1059,7 @@
       </w:tr>
       <w:tr>
         <w:trPr>
-          <w:trHeight w:val="336" w:hRule="atLeast"/>
+          <w:trHeight w:val="433" w:hRule="atLeast"/>
         </w:trPr>
         <w:tc>
           <w:tcPr>
@@ -1175,7 +1175,7 @@
     </w:tbl>
     <w:p>
       <w:pPr>
-        <w:spacing w:after="26" w:before="0" w:line="312" w:lineRule="auto"/>
+        <w:spacing w:after="34" w:before="0" w:line="312" w:lineRule="auto"/>
         <w:jc w:val="left"/>
       </w:pPr>
       <w:r>
@@ -1188,7 +1188,7 @@
     </w:p>
     <w:p>
       <w:pPr>
-        <w:spacing w:after="26" w:before="53" w:line="312" w:lineRule="auto"/>
+        <w:spacing w:after="34" w:before="68" w:line="312" w:lineRule="auto"/>
         <w:jc w:val="left"/>
         <w:pBdr>
           <w:bottom w:val="single" w:sz="6" w:space="2" w:color="C9D2DD"/>
@@ -1229,7 +1229,7 @@
       </w:tblGrid>
       <w:tr>
         <w:trPr>
-          <w:trHeight w:val="336" w:hRule="atLeast"/>
+          <w:trHeight w:val="433" w:hRule="atLeast"/>
         </w:trPr>
         <w:tc>
           <w:tcPr>
@@ -1344,7 +1344,7 @@
       </w:tr>
       <w:tr>
         <w:trPr>
-          <w:trHeight w:val="336" w:hRule="atLeast"/>
+          <w:trHeight w:val="433" w:hRule="atLeast"/>
         </w:trPr>
         <w:tc>
           <w:tcPr>
@@ -1460,7 +1460,7 @@
     </w:tbl>
     <w:p>
       <w:pPr>
-        <w:spacing w:after="26" w:before="0" w:line="312" w:lineRule="auto"/>
+        <w:spacing w:after="34" w:before="0" w:line="312" w:lineRule="auto"/>
         <w:jc w:val="left"/>
       </w:pPr>
       <w:r>
@@ -1473,7 +1473,7 @@
     </w:p>
     <w:p>
       <w:pPr>
-        <w:spacing w:after="106" w:before="0" w:line="312" w:lineRule="auto"/>
+        <w:spacing w:after="136" w:before="0" w:line="312" w:lineRule="auto"/>
         <w:jc w:val="left"/>
       </w:pPr>
       <w:r>
@@ -1486,7 +1486,7 @@
     </w:p>
     <w:p>
       <w:pPr>
-        <w:spacing w:after="26" w:before="0" w:line="312" w:lineRule="auto"/>
+        <w:spacing w:after="34" w:before="0" w:line="312" w:lineRule="auto"/>
         <w:jc w:val="center"/>
       </w:pPr>
       <w:r>
@@ -1500,7 +1500,7 @@
     </w:p>
     <w:p>
       <w:pPr>
-        <w:spacing w:after="53" w:before="53" w:line="312" w:lineRule="auto"/>
+        <w:spacing w:after="68" w:before="68" w:line="312" w:lineRule="auto"/>
         <w:jc w:val="center"/>
       </w:pPr>
       <w:r>
@@ -1514,7 +1514,7 @@
     </w:p>
     <w:p>
       <w:pPr>
-        <w:spacing w:after="53" w:before="0" w:line="312" w:lineRule="auto"/>
+        <w:spacing w:after="68" w:before="0" w:line="312" w:lineRule="auto"/>
         <w:jc w:val="right"/>
       </w:pPr>
       <w:r>
@@ -1528,7 +1528,7 @@
     </w:p>
     <w:p>
       <w:pPr>
-        <w:spacing w:after="79" w:before="0" w:line="312" w:lineRule="auto"/>
+        <w:spacing w:after="102" w:before="0" w:line="312" w:lineRule="auto"/>
         <w:jc w:val="left"/>
       </w:pPr>
       <w:r>
@@ -1541,7 +1541,7 @@
     </w:p>
     <w:p>
       <w:pPr>
-        <w:spacing w:after="53" w:before="0" w:line="312" w:lineRule="auto"/>
+        <w:spacing w:after="68" w:before="0" w:line="312" w:lineRule="auto"/>
         <w:jc w:val="center"/>
       </w:pPr>
       <w:r>
@@ -1568,7 +1568,7 @@
       </w:tblGrid>
       <w:tr>
         <w:trPr>
-          <w:trHeight w:val="449" w:hRule="atLeast"/>
+          <w:trHeight w:val="578" w:hRule="atLeast"/>
         </w:trPr>
         <w:tc>
           <w:tcPr>
@@ -1661,7 +1661,7 @@
     </w:tbl>
     <w:p>
       <w:pPr>
-        <w:spacing w:after="26" w:before="0" w:line="312" w:lineRule="auto"/>
+        <w:spacing w:after="34" w:before="0" w:line="312" w:lineRule="auto"/>
         <w:jc w:val="left"/>
       </w:pPr>
       <w:r>
@@ -1674,7 +1674,7 @@
     </w:p>
     <w:p>
       <w:pPr>
-        <w:spacing w:after="53" w:before="0" w:line="312" w:lineRule="auto"/>
+        <w:spacing w:after="68" w:before="0" w:line="312" w:lineRule="auto"/>
         <w:jc w:val="left"/>
       </w:pPr>
       <w:r>
@@ -1687,7 +1687,7 @@
     </w:p>
     <w:p>
       <w:pPr>
-        <w:spacing w:after="0" w:before="40" w:line="312" w:lineRule="auto"/>
+        <w:spacing w:after="0" w:before="51" w:line="312" w:lineRule="auto"/>
         <w:jc w:val="left"/>
       </w:pPr>
       <w:r>
